--- a/Read_Me.docx
+++ b/Read_Me.docx
@@ -2675,6 +2675,14 @@
               </w:rPr>
               <w:t>signalling_pathways_identification_V9.m</w:t>
             </w:r>
+            <w:r>
+              <w:rPr>
+                <w:rFonts w:asciiTheme="minorBidi" w:hAnsiTheme="minorBidi"/>
+                <w:sz w:val="18"/>
+                <w:szCs w:val="18"/>
+              </w:rPr>
+              <w:t>*</w:t>
+            </w:r>
           </w:p>
         </w:tc>
         <w:tc>
@@ -2920,20 +2928,7 @@
                 <w:szCs w:val="18"/>
                 <w14:ligatures w14:val="none"/>
               </w:rPr>
-              <w:t xml:space="preserve">, </w:t>
-            </w:r>
-            <w:r>
-              <w:rPr>
-                <w:rFonts w:asciiTheme="minorBidi" w:eastAsia="Times New Roman" w:hAnsiTheme="minorBidi"/>
-                <w:b/>
-                <w:bCs/>
-                <w:color w:val="1F2328"/>
-                <w:kern w:val="0"/>
-                <w:sz w:val="18"/>
-                <w:szCs w:val="18"/>
-                <w14:ligatures w14:val="none"/>
-              </w:rPr>
-              <w:t>S5</w:t>
+              <w:t>, S5</w:t>
             </w:r>
             <w:r>
               <w:rPr>
@@ -3423,6 +3418,7 @@
         </w:rPr>
         <w:t>following the input protocols described in the Methods section of our paper</w:t>
       </w:r>
+      <w:proofErr w:type="gramStart"/>
       <w:r>
         <w:rPr>
           <w:rFonts w:asciiTheme="minorBidi" w:eastAsia="Times New Roman" w:hAnsiTheme="minorBidi"/>
@@ -3445,6 +3441,161 @@
           <w14:ligatures w14:val="none"/>
         </w:rPr>
         <w:t xml:space="preserve"> </w:t>
+      </w:r>
+      <w:r>
+        <w:rPr>
+          <w:rFonts w:asciiTheme="minorBidi" w:eastAsia="Times New Roman" w:hAnsiTheme="minorBidi"/>
+          <w:color w:val="1F2328"/>
+          <w:kern w:val="0"/>
+          <w:sz w:val="18"/>
+          <w:szCs w:val="18"/>
+          <w14:ligatures w14:val="none"/>
+        </w:rPr>
+        <w:t>.</w:t>
+      </w:r>
+      <w:proofErr w:type="gramEnd"/>
+    </w:p>
+    <w:p>
+      <w:pPr>
+        <w:rPr>
+          <w:rFonts w:asciiTheme="minorBidi" w:hAnsiTheme="minorBidi"/>
+          <w:sz w:val="18"/>
+          <w:szCs w:val="18"/>
+        </w:rPr>
+      </w:pPr>
+      <w:r>
+        <w:rPr>
+          <w:rFonts w:asciiTheme="minorBidi" w:hAnsiTheme="minorBidi"/>
+          <w:sz w:val="18"/>
+          <w:szCs w:val="18"/>
+        </w:rPr>
+        <w:t xml:space="preserve">* </w:t>
+      </w:r>
+      <w:r>
+        <w:rPr>
+          <w:rFonts w:asciiTheme="minorBidi" w:hAnsiTheme="minorBidi"/>
+          <w:sz w:val="18"/>
+          <w:szCs w:val="18"/>
+        </w:rPr>
+        <w:t xml:space="preserve">NOTE: For identifying the pathways underlying the protective mechanism of E2 under </w:t>
+      </w:r>
+      <w:proofErr w:type="spellStart"/>
+      <w:r>
+        <w:rPr>
+          <w:rFonts w:asciiTheme="minorBidi" w:hAnsiTheme="minorBidi"/>
+          <w:sz w:val="18"/>
+          <w:szCs w:val="18"/>
+        </w:rPr>
+        <w:t>AngII</w:t>
+      </w:r>
+      <w:proofErr w:type="spellEnd"/>
+      <w:r>
+        <w:rPr>
+          <w:rFonts w:asciiTheme="minorBidi" w:hAnsiTheme="minorBidi"/>
+          <w:sz w:val="18"/>
+          <w:szCs w:val="18"/>
+        </w:rPr>
+        <w:t xml:space="preserve"> (E2+AngII vs </w:t>
+      </w:r>
+      <w:proofErr w:type="spellStart"/>
+      <w:r>
+        <w:rPr>
+          <w:rFonts w:asciiTheme="minorBidi" w:hAnsiTheme="minorBidi"/>
+          <w:sz w:val="18"/>
+          <w:szCs w:val="18"/>
+        </w:rPr>
+        <w:t>AngII</w:t>
+      </w:r>
+      <w:proofErr w:type="spellEnd"/>
+      <w:r>
+        <w:rPr>
+          <w:rFonts w:asciiTheme="minorBidi" w:hAnsiTheme="minorBidi"/>
+          <w:sz w:val="18"/>
+          <w:szCs w:val="18"/>
+        </w:rPr>
+        <w:t xml:space="preserve">), as it is explained in the </w:t>
+      </w:r>
+      <w:r>
+        <w:rPr>
+          <w:rFonts w:asciiTheme="minorBidi" w:eastAsia="Times New Roman" w:hAnsiTheme="minorBidi"/>
+          <w:color w:val="1F2328"/>
+          <w:kern w:val="0"/>
+          <w:sz w:val="18"/>
+          <w:szCs w:val="18"/>
+          <w14:ligatures w14:val="none"/>
+        </w:rPr>
+        <w:t>Methods section of our paper</w:t>
+      </w:r>
+      <w:r>
+        <w:rPr>
+          <w:rFonts w:asciiTheme="minorBidi" w:eastAsia="Times New Roman" w:hAnsiTheme="minorBidi"/>
+          <w:color w:val="1F2328"/>
+          <w:kern w:val="0"/>
+          <w:sz w:val="18"/>
+          <w:szCs w:val="18"/>
+          <w:vertAlign w:val="superscript"/>
+          <w14:ligatures w14:val="none"/>
+        </w:rPr>
+        <w:t>2</w:t>
+      </w:r>
+      <w:r>
+        <w:rPr>
+          <w:rFonts w:asciiTheme="minorBidi" w:eastAsia="Times New Roman" w:hAnsiTheme="minorBidi"/>
+          <w:color w:val="1F2328"/>
+          <w:kern w:val="0"/>
+          <w:sz w:val="18"/>
+          <w:szCs w:val="18"/>
+          <w14:ligatures w14:val="none"/>
+        </w:rPr>
+        <w:t xml:space="preserve">, you first need to run the code to find the pathways underlying the profibrotic mechanisms of </w:t>
+      </w:r>
+      <w:proofErr w:type="spellStart"/>
+      <w:r>
+        <w:rPr>
+          <w:rFonts w:asciiTheme="minorBidi" w:eastAsia="Times New Roman" w:hAnsiTheme="minorBidi"/>
+          <w:color w:val="1F2328"/>
+          <w:kern w:val="0"/>
+          <w:sz w:val="18"/>
+          <w:szCs w:val="18"/>
+          <w14:ligatures w14:val="none"/>
+        </w:rPr>
+        <w:t>AngII</w:t>
+      </w:r>
+      <w:proofErr w:type="spellEnd"/>
+      <w:r>
+        <w:rPr>
+          <w:rFonts w:asciiTheme="minorBidi" w:eastAsia="Times New Roman" w:hAnsiTheme="minorBidi"/>
+          <w:color w:val="1F2328"/>
+          <w:kern w:val="0"/>
+          <w:sz w:val="18"/>
+          <w:szCs w:val="18"/>
+          <w14:ligatures w14:val="none"/>
+        </w:rPr>
+        <w:t xml:space="preserve"> against baseline (</w:t>
+      </w:r>
+      <w:proofErr w:type="spellStart"/>
+      <w:r>
+        <w:rPr>
+          <w:rFonts w:asciiTheme="minorBidi" w:eastAsia="Times New Roman" w:hAnsiTheme="minorBidi"/>
+          <w:color w:val="1F2328"/>
+          <w:kern w:val="0"/>
+          <w:sz w:val="18"/>
+          <w:szCs w:val="18"/>
+          <w14:ligatures w14:val="none"/>
+        </w:rPr>
+        <w:t>AngII</w:t>
+      </w:r>
+      <w:proofErr w:type="spellEnd"/>
+      <w:r>
+        <w:rPr>
+          <w:rFonts w:asciiTheme="minorBidi" w:eastAsia="Times New Roman" w:hAnsiTheme="minorBidi"/>
+          <w:color w:val="1F2328"/>
+          <w:kern w:val="0"/>
+          <w:sz w:val="18"/>
+          <w:szCs w:val="18"/>
+          <w14:ligatures w14:val="none"/>
+        </w:rPr>
+        <w:t xml:space="preserve"> vs. BL). </w:t>
       </w:r>
     </w:p>
     <w:p>
